--- a/L55_P1_Teacher_Packet.docx
+++ b/L55_P1_Teacher_Packet.docx
@@ -1090,7 +1090,7 @@
         <w:rPr>
           <w:sz w:val="22"/>
         </w:rPr>
-        <w:t>Let f(x) = 2x^2 + 7x - 1 and g(x) = 3 - 2x. Identify rules for the following functions.</w:t>
+        <w:t>Let f(x) = 2x² + 7x - 1 and g(x) = 3 - 2x. Identify rules for the following functions.</w:t>
         <w:br/>
         <w:br/>
         <w:t>a. f + g b. f - g</w:t>
@@ -1208,7 +1208,7 @@
         <w:rPr>
           <w:sz w:val="22"/>
         </w:rPr>
-        <w:t>Let f(x)=(5)/(3)x^2+2x-(5)/(8) and g(x)=3x^2. Identify the rules for the following functions. SEE EXAMPLE 1</w:t>
+        <w:t>Let f(x)=(5)/(3)x²+2x-(5)/(8) and g(x)=3x². Identify the rules for the following functions. SEE EXAMPLE 1</w:t>
         <w:br/>
         <w:br/>
         <w:t>f+g</w:t>
@@ -1267,7 +1267,7 @@
         <w:rPr>
           <w:sz w:val="22"/>
         </w:rPr>
-        <w:t>Let f(x)=(5)/(3)x^2+2x-(5)/(8) and g(x)=3x^2. Identify the rules for the following functions. SEE EXAMPLE 1</w:t>
+        <w:t>Let f(x)=(5)/(3)x²+2x-(5)/(8) and g(x)=3x². Identify the rules for the following functions. SEE EXAMPLE 1</w:t>
         <w:br/>
         <w:br/>
         <w:t>f-g</w:t>
@@ -1385,7 +1385,7 @@
         <w:rPr>
           <w:sz w:val="22"/>
         </w:rPr>
-        <w:t>Let f(x)=x^2+x and g(x)=9-2x. Identify the rules for the following functions. SEE EXAMPLE 5</w:t>
+        <w:t>Let f(x)=x²+x and g(x)=9-2x. Identify the rules for the following functions. SEE EXAMPLE 5</w:t>
         <w:br/>
         <w:br/>
         <w:t>f\circ g</w:t>
@@ -1444,19 +1444,19 @@
         <w:rPr>
           <w:sz w:val="22"/>
         </w:rPr>
-        <w:t>Given that f(x)=x^2+8x+3 and g(x)=-x-7, which of the following are true? Select all that apply.</w:t>
+        <w:t>Given that f(x)=x²+8x+3 and g(x)=-x-7, which of the following are true? Select all that apply.</w:t>
         <w:br/>
         <w:br/>
-        <w:t>\square f+g=x^2+7x-4</w:t>
+        <w:t>\square f+g=x²+7x-4</w:t>
         <w:br/>
         <w:br/>
-        <w:t>\square f(g(x))=x^2+6x-4</w:t>
+        <w:t>\square f(g(x))=x²+6x-4</w:t>
         <w:br/>
         <w:br/>
         <w:t>\square The domain of (f)/(g) is the set of all real numbers.</w:t>
         <w:br/>
         <w:br/>
-        <w:t>\square f(x)· g(x)=-x^3-15x^2+53x+21</w:t>
+        <w:t>\square f(x)· g(x)=-x³-15x²+53x+21</w:t>
         <w:br/>
         <w:br/>
         <w:t>\square In the composition g\circ f, the output f(x) is used as the input for g.</w:t>
